--- a/artifacts/review/evidence/M0005/review-input.docx
+++ b/artifacts/review/evidence/M0005/review-input.docx
@@ -44,7 +44,7 @@
                   <pic:cNvPicPr/>
                 </pic:nvPicPr>
                 <pic:blipFill>
-                  <a:blip xmlns:r="http://schemas.openxmlformats.org/officeDocument/2006/relationships" r:embed="Rd9b9e29718444fa5"/>
+                  <a:blip xmlns:r="http://schemas.openxmlformats.org/officeDocument/2006/relationships" r:embed="R294b7ad28d18493b"/>
                   <a:stretch>
                     <a:fillRect/>
                   </a:stretch>

--- a/artifacts/review/evidence/M0005/review-input.docx
+++ b/artifacts/review/evidence/M0005/review-input.docx
@@ -29,40 +29,42 @@
       <w:r>
         <w:t>Figure asset: </w:t>
       </w:r>
-      <w:drawing>
-        <wp:inline xmlns:wp="http://schemas.openxmlformats.org/drawingml/2006/wordprocessingDrawing">
-          <wp:extent cx="3657600" cy="1371600"/>
-          <wp:docPr id="2" name="review-figure"/>
-          <wp:cNvGraphicFramePr>
-            <a:graphicFrameLocks xmlns:a="http://schemas.openxmlformats.org/drawingml/2006/main" noChangeAspect="1"/>
-          </wp:cNvGraphicFramePr>
-          <a:graphic xmlns:a="http://schemas.openxmlformats.org/drawingml/2006/main">
-            <a:graphicData uri="http://schemas.openxmlformats.org/drawingml/2006/picture">
-              <pic:pic xmlns:pic="http://schemas.openxmlformats.org/drawingml/2006/picture">
-                <pic:nvPicPr>
-                  <pic:cNvPr id="0" name="review.jpg"/>
-                  <pic:cNvPicPr/>
-                </pic:nvPicPr>
-                <pic:blipFill>
-                  <a:blip xmlns:r="http://schemas.openxmlformats.org/officeDocument/2006/relationships" r:embed="R294b7ad28d18493b"/>
-                  <a:stretch>
-                    <a:fillRect/>
-                  </a:stretch>
-                </pic:blipFill>
-                <pic:spPr>
-                  <a:xfrm>
-                    <a:off x="0" y="0"/>
-                    <a:ext cx="3657600" cy="1371600"/>
-                  </a:xfrm>
-                  <a:prstGeom prst="rect">
-                    <a:avLst/>
-                  </a:prstGeom>
-                </pic:spPr>
-              </pic:pic>
-            </a:graphicData>
-          </a:graphic>
-        </wp:inline>
-      </w:drawing>
+      <w:r>
+        <w:drawing>
+          <wp:inline xmlns:wp="http://schemas.openxmlformats.org/drawingml/2006/wordprocessingDrawing">
+            <wp:extent cx="3657600" cy="1371600"/>
+            <wp:docPr id="2" name="review-figure"/>
+            <wp:cNvGraphicFramePr>
+              <a:graphicFrameLocks xmlns:a="http://schemas.openxmlformats.org/drawingml/2006/main" noChangeAspect="1"/>
+            </wp:cNvGraphicFramePr>
+            <a:graphic xmlns:a="http://schemas.openxmlformats.org/drawingml/2006/main">
+              <a:graphicData uri="http://schemas.openxmlformats.org/drawingml/2006/picture">
+                <pic:pic xmlns:pic="http://schemas.openxmlformats.org/drawingml/2006/picture">
+                  <pic:nvPicPr>
+                    <pic:cNvPr id="0" name="review.png"/>
+                    <pic:cNvPicPr/>
+                  </pic:nvPicPr>
+                  <pic:blipFill>
+                    <a:blip xmlns:r="http://schemas.openxmlformats.org/officeDocument/2006/relationships" r:embed="Rfccbc4b021be4afd"/>
+                    <a:stretch>
+                      <a:fillRect/>
+                    </a:stretch>
+                  </pic:blipFill>
+                  <pic:spPr>
+                    <a:xfrm>
+                      <a:off x="0" y="0"/>
+                      <a:ext cx="3657600" cy="1371600"/>
+                    </a:xfrm>
+                    <a:prstGeom prst="rect">
+                      <a:avLst/>
+                    </a:prstGeom>
+                  </pic:spPr>
+                </pic:pic>
+              </a:graphicData>
+            </a:graphic>
+          </wp:inline>
+        </w:drawing>
+      </w:r>
     </w:p>
     <w:p>
       <w:r>
@@ -149,6 +151,10 @@
       <w:tblPr>
         <w:tblStyle w:val="TableGrid"/>
       </w:tblPr>
+      <w:tblGrid>
+        <w:gridCol/>
+        <w:gridCol/>
+      </w:tblGrid>
       <w:tr>
         <w:tc>
           <w:p>
